--- a/docs/prd-docx-v2/用户端App/案例详情.docx
+++ b/docs/prd-docx-v2/用户端App/案例详情.docx
@@ -1586,7 +1586,7 @@
                 <w:rFonts w:ascii="宋体" w:hAnsi="宋体" w:eastAsia="宋体"/>
                 <w:sz w:val="21"/>
               </w:rPr>
-              <w:t>`window.MockData.cases`</w:t>
+              <w:t>业务数据</w:t>
             </w:r>
           </w:p>
         </w:tc>
@@ -1600,7 +1600,7 @@
                 <w:rFonts w:ascii="宋体" w:hAnsi="宋体" w:eastAsia="宋体"/>
                 <w:sz w:val="21"/>
               </w:rPr>
-              <w:t>`mock-data.js`</w:t>
+              <w:t>原型数据</w:t>
             </w:r>
           </w:p>
         </w:tc>
@@ -1630,7 +1630,7 @@
                 <w:rFonts w:ascii="宋体" w:hAnsi="宋体" w:eastAsia="宋体"/>
                 <w:sz w:val="21"/>
               </w:rPr>
-              <w:t>`window.MockData.products`（按 SKU 匹配）</w:t>
+              <w:t>`系统数据.products`（按 SKU 匹配）</w:t>
             </w:r>
           </w:p>
         </w:tc>
@@ -1644,7 +1644,7 @@
                 <w:rFonts w:ascii="宋体" w:hAnsi="宋体" w:eastAsia="宋体"/>
                 <w:sz w:val="21"/>
               </w:rPr>
-              <w:t>`mock-data.js`</w:t>
+              <w:t>原型数据</w:t>
             </w:r>
           </w:p>
         </w:tc>
@@ -1824,7 +1824,7 @@
           <w:rFonts w:ascii="宋体" w:hAnsi="宋体" w:eastAsia="宋体"/>
           <w:sz w:val="21"/>
         </w:rPr>
-        <w:t>- 案例数据通过 URL 参数 `?id=xxx` 从 `window.MockData.cases` 中匹配获取。 - 若案例不存在，页面提示「案例不存在或已被移除」。  ---</w:t>
+        <w:t>- 案例数据通过 URL 参数 `?id=xxx` 从 `系统数据.cases` 中匹配获取。 - 若案例不存在，页面提示「案例不存在或已被移除」。  ---</w:t>
       </w:r>
     </w:p>
     <w:p>
@@ -2181,7 +2181,7 @@
           <w:rFonts w:ascii="宋体" w:hAnsi="宋体" w:eastAsia="宋体"/>
           <w:sz w:val="21"/>
         </w:rPr>
-        <w:t>- 关联商品通过 SKU 匹配 `window.MockData.products` 获取详细信息。  ---</w:t>
+        <w:t>- 关联商品通过 SKU 匹配 `系统数据.products` 获取详细信息。  ---</w:t>
       </w:r>
     </w:p>
     <w:p>
@@ -2279,7 +2279,7 @@
           <w:rFonts w:ascii="宋体" w:hAnsi="宋体" w:eastAsia="宋体"/>
           <w:sz w:val="21"/>
         </w:rPr>
-        <w:t>- 视觉反馈提示（可扩展为写入 `localStorage`）。</w:t>
+        <w:t>- 视觉反馈提示（可扩展为写入 `浏览器本地缓存`）。</w:t>
       </w:r>
     </w:p>
     <w:p>
